--- a/decision log/(Claude)사회문제해결 R&D 기반 풀스택 프로젝트 정의서 결정 로그(SafeLife-Atlas)_260924.docx
+++ b/decision log/(Claude)사회문제해결 R&D 기반 풀스택 프로젝트 정의서 결정 로그(SafeLife-Atlas)_260924.docx
@@ -134,7 +134,7 @@
           <w:bCs/>
         </w:rPr>
         <w:pict w14:anchorId="7E07A505">
-          <v:rect id="_x0000_i1042" style="width:0;height:1.5pt" o:hralign="center" o:hrstd="t" o:hr="t" fillcolor="#a0a0a0" stroked="f"/>
+          <v:rect id="_x0000_i1025" style="width:0;height:1.5pt" o:hralign="center" o:hrstd="t" o:hr="t" fillcolor="#a0a0a0" stroked="f"/>
         </w:pict>
       </w:r>
     </w:p>
@@ -2968,7 +2968,7 @@
           <w:bCs/>
         </w:rPr>
         <w:pict w14:anchorId="0652B598">
-          <v:rect id="_x0000_i1043" style="width:0;height:1.5pt" o:hralign="center" o:hrstd="t" o:hr="t" fillcolor="#a0a0a0" stroked="f"/>
+          <v:rect id="_x0000_i1026" style="width:0;height:1.5pt" o:hralign="center" o:hrstd="t" o:hr="t" fillcolor="#a0a0a0" stroked="f"/>
         </w:pict>
       </w:r>
     </w:p>
@@ -3352,6 +3352,1694 @@
           <w:bCs/>
         </w:rPr>
       </w:pPr>
+    </w:p>
+    <w:p>
+      <w:pPr>
+        <w:rPr>
+          <w:b/>
+          <w:bCs/>
+        </w:rPr>
+      </w:pPr>
+      <w:r>
+        <w:rPr>
+          <w:b/>
+          <w:bCs/>
+        </w:rPr>
+        <w:t xml:space="preserve">변경 파일 목록 (2026-09-24 </w:t>
+      </w:r>
+      <w:proofErr w:type="spellStart"/>
+      <w:r>
+        <w:rPr>
+          <w:b/>
+          <w:bCs/>
+        </w:rPr>
+        <w:t>Cowork</w:t>
+      </w:r>
+      <w:proofErr w:type="spellEnd"/>
+      <w:r>
+        <w:rPr>
+          <w:b/>
+          <w:bCs/>
+        </w:rPr>
+        <w:t xml:space="preserve"> </w:t>
+      </w:r>
+      <w:proofErr w:type="gramStart"/>
+      <w:r>
+        <w:rPr>
+          <w:b/>
+          <w:bCs/>
+        </w:rPr>
+        <w:t>세션 /</w:t>
+      </w:r>
+      <w:proofErr w:type="gramEnd"/>
+      <w:r>
+        <w:rPr>
+          <w:b/>
+          <w:bCs/>
+        </w:rPr>
+        <w:t xml:space="preserve"> commit e330102 "</w:t>
+      </w:r>
+      <w:proofErr w:type="spellStart"/>
+      <w:r>
+        <w:rPr>
+          <w:b/>
+          <w:bCs/>
+        </w:rPr>
+        <w:t>claude</w:t>
+      </w:r>
+      <w:proofErr w:type="spellEnd"/>
+      <w:r>
+        <w:rPr>
+          <w:b/>
+          <w:bCs/>
+        </w:rPr>
+        <w:t xml:space="preserve"> revision" 로 </w:t>
+      </w:r>
+      <w:proofErr w:type="spellStart"/>
+      <w:r>
+        <w:rPr>
+          <w:b/>
+          <w:bCs/>
+        </w:rPr>
+        <w:t>커밋</w:t>
+      </w:r>
+      <w:proofErr w:type="spellEnd"/>
+      <w:r>
+        <w:rPr>
+          <w:b/>
+          <w:bCs/>
+        </w:rPr>
+        <w:t>·푸시 완료, origin/main):</w:t>
+      </w:r>
+    </w:p>
+    <w:tbl>
+      <w:tblPr>
+        <w:tblW w:w="0" w:type="auto"/>
+        <w:tblBorders>
+          <w:top w:val="single" w:sz="4" w:space="0" w:color="auto"/>
+          <w:left w:val="single" w:sz="4" w:space="0" w:color="auto"/>
+          <w:bottom w:val="single" w:sz="4" w:space="0" w:color="auto"/>
+          <w:right w:val="single" w:sz="4" w:space="0" w:color="auto"/>
+          <w:insideH w:val="single" w:sz="4" w:space="0" w:color="auto"/>
+          <w:insideV w:val="single" w:sz="4" w:space="0" w:color="auto"/>
+        </w:tblBorders>
+        <w:tblCellMar>
+          <w:top w:w="15" w:type="dxa"/>
+          <w:left w:w="15" w:type="dxa"/>
+          <w:bottom w:w="15" w:type="dxa"/>
+          <w:right w:w="15" w:type="dxa"/>
+        </w:tblCellMar>
+        <w:tblLook w:val="04A0" w:firstRow="1" w:lastRow="0" w:firstColumn="1" w:lastColumn="0" w:noHBand="0" w:noVBand="1"/>
+      </w:tblPr>
+      <w:tblGrid>
+        <w:gridCol w:w="4561"/>
+        <w:gridCol w:w="473"/>
+        <w:gridCol w:w="3982"/>
+      </w:tblGrid>
+      <w:tr>
+        <w:trPr>
+          <w:tblHeader/>
+        </w:trPr>
+        <w:tc>
+          <w:tcPr>
+            <w:tcW w:w="0" w:type="auto"/>
+            <w:tcMar>
+              <w:top w:w="75" w:type="dxa"/>
+              <w:left w:w="150" w:type="dxa"/>
+              <w:bottom w:w="75" w:type="dxa"/>
+              <w:right w:w="150" w:type="dxa"/>
+            </w:tcMar>
+            <w:vAlign w:val="center"/>
+            <w:hideMark/>
+          </w:tcPr>
+          <w:p>
+            <w:pPr>
+              <w:rPr>
+                <w:b/>
+                <w:bCs/>
+              </w:rPr>
+            </w:pPr>
+            <w:r>
+              <w:rPr>
+                <w:b/>
+                <w:bCs/>
+              </w:rPr>
+              <w:t>파일</w:t>
+            </w:r>
+          </w:p>
+        </w:tc>
+        <w:tc>
+          <w:tcPr>
+            <w:tcW w:w="0" w:type="auto"/>
+            <w:tcMar>
+              <w:top w:w="75" w:type="dxa"/>
+              <w:left w:w="150" w:type="dxa"/>
+              <w:bottom w:w="75" w:type="dxa"/>
+              <w:right w:w="150" w:type="dxa"/>
+            </w:tcMar>
+            <w:vAlign w:val="center"/>
+            <w:hideMark/>
+          </w:tcPr>
+          <w:p>
+            <w:pPr>
+              <w:rPr>
+                <w:b/>
+                <w:bCs/>
+              </w:rPr>
+            </w:pPr>
+            <w:r>
+              <w:rPr>
+                <w:b/>
+                <w:bCs/>
+              </w:rPr>
+              <w:t>유형</w:t>
+            </w:r>
+          </w:p>
+        </w:tc>
+        <w:tc>
+          <w:tcPr>
+            <w:tcW w:w="0" w:type="auto"/>
+            <w:tcMar>
+              <w:top w:w="75" w:type="dxa"/>
+              <w:left w:w="150" w:type="dxa"/>
+              <w:bottom w:w="75" w:type="dxa"/>
+              <w:right w:w="150" w:type="dxa"/>
+            </w:tcMar>
+            <w:vAlign w:val="center"/>
+            <w:hideMark/>
+          </w:tcPr>
+          <w:p>
+            <w:pPr>
+              <w:rPr>
+                <w:b/>
+                <w:bCs/>
+              </w:rPr>
+            </w:pPr>
+            <w:r>
+              <w:rPr>
+                <w:b/>
+                <w:bCs/>
+              </w:rPr>
+              <w:t>변경 내용</w:t>
+            </w:r>
+          </w:p>
+        </w:tc>
+      </w:tr>
+      <w:tr>
+        <w:tc>
+          <w:tcPr>
+            <w:tcW w:w="0" w:type="auto"/>
+            <w:tcMar>
+              <w:top w:w="75" w:type="dxa"/>
+              <w:left w:w="150" w:type="dxa"/>
+              <w:bottom w:w="75" w:type="dxa"/>
+              <w:right w:w="150" w:type="dxa"/>
+            </w:tcMar>
+            <w:vAlign w:val="center"/>
+            <w:hideMark/>
+          </w:tcPr>
+          <w:p>
+            <w:pPr>
+              <w:rPr>
+                <w:b/>
+                <w:bCs/>
+              </w:rPr>
+            </w:pPr>
+            <w:r>
+              <w:rPr>
+                <w:b/>
+                <w:bCs/>
+              </w:rPr>
+              <w:t>README.md</w:t>
+            </w:r>
+          </w:p>
+        </w:tc>
+        <w:tc>
+          <w:tcPr>
+            <w:tcW w:w="0" w:type="auto"/>
+            <w:tcMar>
+              <w:top w:w="75" w:type="dxa"/>
+              <w:left w:w="150" w:type="dxa"/>
+              <w:bottom w:w="75" w:type="dxa"/>
+              <w:right w:w="150" w:type="dxa"/>
+            </w:tcMar>
+            <w:vAlign w:val="center"/>
+            <w:hideMark/>
+          </w:tcPr>
+          <w:p>
+            <w:pPr>
+              <w:rPr>
+                <w:b/>
+                <w:bCs/>
+              </w:rPr>
+            </w:pPr>
+            <w:r>
+              <w:rPr>
+                <w:b/>
+                <w:bCs/>
+              </w:rPr>
+              <w:t>대폭수정</w:t>
+            </w:r>
+          </w:p>
+        </w:tc>
+        <w:tc>
+          <w:tcPr>
+            <w:tcW w:w="0" w:type="auto"/>
+            <w:tcMar>
+              <w:top w:w="75" w:type="dxa"/>
+              <w:left w:w="150" w:type="dxa"/>
+              <w:bottom w:w="75" w:type="dxa"/>
+              <w:right w:w="150" w:type="dxa"/>
+            </w:tcMar>
+            <w:vAlign w:val="center"/>
+            <w:hideMark/>
+          </w:tcPr>
+          <w:p>
+            <w:pPr>
+              <w:rPr>
+                <w:b/>
+                <w:bCs/>
+              </w:rPr>
+            </w:pPr>
+            <w:r>
+              <w:rPr>
+                <w:b/>
+                <w:bCs/>
+              </w:rPr>
+              <w:t xml:space="preserve">2줄 </w:t>
+            </w:r>
+            <w:proofErr w:type="spellStart"/>
+            <w:r>
+              <w:rPr>
+                <w:b/>
+                <w:bCs/>
+              </w:rPr>
+              <w:t>스텁</w:t>
+            </w:r>
+            <w:proofErr w:type="spellEnd"/>
+            <w:r>
+              <w:rPr>
+                <w:b/>
+                <w:bCs/>
+              </w:rPr>
+              <w:t xml:space="preserve"> → 포트폴리오 README 전면 작성(보이스피싱 간판 + 전력수급 로드맵 · 접근성 서사 · 라이선스 · 로컬 실행). "106명" 수치 제외</w:t>
+            </w:r>
+          </w:p>
+        </w:tc>
+      </w:tr>
+      <w:tr>
+        <w:tc>
+          <w:tcPr>
+            <w:tcW w:w="0" w:type="auto"/>
+            <w:tcMar>
+              <w:top w:w="75" w:type="dxa"/>
+              <w:left w:w="150" w:type="dxa"/>
+              <w:bottom w:w="75" w:type="dxa"/>
+              <w:right w:w="150" w:type="dxa"/>
+            </w:tcMar>
+            <w:vAlign w:val="center"/>
+            <w:hideMark/>
+          </w:tcPr>
+          <w:p>
+            <w:pPr>
+              <w:rPr>
+                <w:b/>
+                <w:bCs/>
+              </w:rPr>
+            </w:pPr>
+            <w:r>
+              <w:rPr>
+                <w:b/>
+                <w:bCs/>
+              </w:rPr>
+              <w:t>frontend/</w:t>
+            </w:r>
+            <w:proofErr w:type="spellStart"/>
+            <w:r>
+              <w:rPr>
+                <w:b/>
+                <w:bCs/>
+              </w:rPr>
+              <w:t>src</w:t>
+            </w:r>
+            <w:proofErr w:type="spellEnd"/>
+            <w:r>
+              <w:rPr>
+                <w:b/>
+                <w:bCs/>
+              </w:rPr>
+              <w:t>/</w:t>
+            </w:r>
+            <w:proofErr w:type="spellStart"/>
+            <w:r>
+              <w:rPr>
+                <w:b/>
+                <w:bCs/>
+              </w:rPr>
+              <w:t>api</w:t>
+            </w:r>
+            <w:proofErr w:type="spellEnd"/>
+            <w:r>
+              <w:rPr>
+                <w:b/>
+                <w:bCs/>
+              </w:rPr>
+              <w:t>/</w:t>
+            </w:r>
+            <w:proofErr w:type="spellStart"/>
+            <w:r>
+              <w:rPr>
+                <w:b/>
+                <w:bCs/>
+              </w:rPr>
+              <w:t>client.ts</w:t>
+            </w:r>
+            <w:proofErr w:type="spellEnd"/>
+          </w:p>
+        </w:tc>
+        <w:tc>
+          <w:tcPr>
+            <w:tcW w:w="0" w:type="auto"/>
+            <w:tcMar>
+              <w:top w:w="75" w:type="dxa"/>
+              <w:left w:w="150" w:type="dxa"/>
+              <w:bottom w:w="75" w:type="dxa"/>
+              <w:right w:w="150" w:type="dxa"/>
+            </w:tcMar>
+            <w:vAlign w:val="center"/>
+            <w:hideMark/>
+          </w:tcPr>
+          <w:p>
+            <w:pPr>
+              <w:rPr>
+                <w:b/>
+                <w:bCs/>
+              </w:rPr>
+            </w:pPr>
+            <w:r>
+              <w:rPr>
+                <w:b/>
+                <w:bCs/>
+              </w:rPr>
+              <w:t>수정</w:t>
+            </w:r>
+          </w:p>
+        </w:tc>
+        <w:tc>
+          <w:tcPr>
+            <w:tcW w:w="0" w:type="auto"/>
+            <w:tcMar>
+              <w:top w:w="75" w:type="dxa"/>
+              <w:left w:w="150" w:type="dxa"/>
+              <w:bottom w:w="75" w:type="dxa"/>
+              <w:right w:w="150" w:type="dxa"/>
+            </w:tcMar>
+            <w:vAlign w:val="center"/>
+            <w:hideMark/>
+          </w:tcPr>
+          <w:p>
+            <w:pPr>
+              <w:rPr>
+                <w:b/>
+                <w:bCs/>
+              </w:rPr>
+            </w:pPr>
+            <w:r>
+              <w:rPr>
+                <w:b/>
+                <w:bCs/>
+              </w:rPr>
+              <w:t>API 주소 하드코딩 → 환경변수 분기 </w:t>
+            </w:r>
+            <w:proofErr w:type="spellStart"/>
+            <w:proofErr w:type="gramStart"/>
+            <w:r>
+              <w:rPr>
+                <w:b/>
+                <w:bCs/>
+              </w:rPr>
+              <w:t>import.meta.env.VITE</w:t>
+            </w:r>
+            <w:proofErr w:type="gramEnd"/>
+            <w:r>
+              <w:rPr>
+                <w:b/>
+                <w:bCs/>
+              </w:rPr>
+              <w:t>_API_BASE_</w:t>
+            </w:r>
+            <w:proofErr w:type="gramStart"/>
+            <w:r>
+              <w:rPr>
+                <w:b/>
+                <w:bCs/>
+              </w:rPr>
+              <w:t>URL</w:t>
+            </w:r>
+            <w:proofErr w:type="spellEnd"/>
+            <w:r>
+              <w:rPr>
+                <w:b/>
+                <w:bCs/>
+              </w:rPr>
+              <w:t xml:space="preserve"> ??</w:t>
+            </w:r>
+            <w:proofErr w:type="gramEnd"/>
+            <w:r>
+              <w:rPr>
+                <w:b/>
+                <w:bCs/>
+              </w:rPr>
+              <w:t xml:space="preserve"> 127.0.0.1 </w:t>
+            </w:r>
+            <w:proofErr w:type="spellStart"/>
+            <w:r>
+              <w:rPr>
+                <w:b/>
+                <w:bCs/>
+              </w:rPr>
+              <w:t>폴백</w:t>
+            </w:r>
+            <w:proofErr w:type="spellEnd"/>
+          </w:p>
+        </w:tc>
+      </w:tr>
+      <w:tr>
+        <w:tc>
+          <w:tcPr>
+            <w:tcW w:w="0" w:type="auto"/>
+            <w:tcMar>
+              <w:top w:w="75" w:type="dxa"/>
+              <w:left w:w="150" w:type="dxa"/>
+              <w:bottom w:w="75" w:type="dxa"/>
+              <w:right w:w="150" w:type="dxa"/>
+            </w:tcMar>
+            <w:vAlign w:val="center"/>
+            <w:hideMark/>
+          </w:tcPr>
+          <w:p>
+            <w:pPr>
+              <w:rPr>
+                <w:b/>
+                <w:bCs/>
+              </w:rPr>
+            </w:pPr>
+            <w:r>
+              <w:rPr>
+                <w:b/>
+                <w:bCs/>
+              </w:rPr>
+              <w:t>frontend/</w:t>
+            </w:r>
+            <w:proofErr w:type="spellStart"/>
+            <w:r>
+              <w:rPr>
+                <w:b/>
+                <w:bCs/>
+              </w:rPr>
+              <w:t>src</w:t>
+            </w:r>
+            <w:proofErr w:type="spellEnd"/>
+            <w:r>
+              <w:rPr>
+                <w:b/>
+                <w:bCs/>
+              </w:rPr>
+              <w:t>/</w:t>
+            </w:r>
+            <w:proofErr w:type="spellStart"/>
+            <w:r>
+              <w:rPr>
+                <w:b/>
+                <w:bCs/>
+              </w:rPr>
+              <w:t>vite-env.d.ts</w:t>
+            </w:r>
+            <w:proofErr w:type="spellEnd"/>
+          </w:p>
+        </w:tc>
+        <w:tc>
+          <w:tcPr>
+            <w:tcW w:w="0" w:type="auto"/>
+            <w:tcMar>
+              <w:top w:w="75" w:type="dxa"/>
+              <w:left w:w="150" w:type="dxa"/>
+              <w:bottom w:w="75" w:type="dxa"/>
+              <w:right w:w="150" w:type="dxa"/>
+            </w:tcMar>
+            <w:vAlign w:val="center"/>
+            <w:hideMark/>
+          </w:tcPr>
+          <w:p>
+            <w:pPr>
+              <w:rPr>
+                <w:b/>
+                <w:bCs/>
+              </w:rPr>
+            </w:pPr>
+            <w:r>
+              <w:rPr>
+                <w:b/>
+                <w:bCs/>
+              </w:rPr>
+              <w:t>신규</w:t>
+            </w:r>
+          </w:p>
+        </w:tc>
+        <w:tc>
+          <w:tcPr>
+            <w:tcW w:w="0" w:type="auto"/>
+            <w:tcMar>
+              <w:top w:w="75" w:type="dxa"/>
+              <w:left w:w="150" w:type="dxa"/>
+              <w:bottom w:w="75" w:type="dxa"/>
+              <w:right w:w="150" w:type="dxa"/>
+            </w:tcMar>
+            <w:vAlign w:val="center"/>
+            <w:hideMark/>
+          </w:tcPr>
+          <w:p>
+            <w:pPr>
+              <w:rPr>
+                <w:b/>
+                <w:bCs/>
+              </w:rPr>
+            </w:pPr>
+            <w:r>
+              <w:rPr>
+                <w:b/>
+                <w:bCs/>
+              </w:rPr>
+              <w:t>VITE_API_BASE_URL 타입 선언</w:t>
+            </w:r>
+          </w:p>
+        </w:tc>
+      </w:tr>
+      <w:tr>
+        <w:tc>
+          <w:tcPr>
+            <w:tcW w:w="0" w:type="auto"/>
+            <w:tcMar>
+              <w:top w:w="75" w:type="dxa"/>
+              <w:left w:w="150" w:type="dxa"/>
+              <w:bottom w:w="75" w:type="dxa"/>
+              <w:right w:w="150" w:type="dxa"/>
+            </w:tcMar>
+            <w:vAlign w:val="center"/>
+            <w:hideMark/>
+          </w:tcPr>
+          <w:p>
+            <w:pPr>
+              <w:rPr>
+                <w:b/>
+                <w:bCs/>
+              </w:rPr>
+            </w:pPr>
+            <w:r>
+              <w:rPr>
+                <w:b/>
+                <w:bCs/>
+              </w:rPr>
+              <w:t>frontend</w:t>
+            </w:r>
+            <w:proofErr w:type="gramStart"/>
+            <w:r>
+              <w:rPr>
+                <w:b/>
+                <w:bCs/>
+              </w:rPr>
+              <w:t>/.</w:t>
+            </w:r>
+            <w:proofErr w:type="spellStart"/>
+            <w:r>
+              <w:rPr>
+                <w:b/>
+                <w:bCs/>
+              </w:rPr>
+              <w:t>env</w:t>
+            </w:r>
+            <w:proofErr w:type="gramEnd"/>
+            <w:r>
+              <w:rPr>
+                <w:b/>
+                <w:bCs/>
+              </w:rPr>
+              <w:t>.example</w:t>
+            </w:r>
+            <w:proofErr w:type="spellEnd"/>
+          </w:p>
+        </w:tc>
+        <w:tc>
+          <w:tcPr>
+            <w:tcW w:w="0" w:type="auto"/>
+            <w:tcMar>
+              <w:top w:w="75" w:type="dxa"/>
+              <w:left w:w="150" w:type="dxa"/>
+              <w:bottom w:w="75" w:type="dxa"/>
+              <w:right w:w="150" w:type="dxa"/>
+            </w:tcMar>
+            <w:vAlign w:val="center"/>
+            <w:hideMark/>
+          </w:tcPr>
+          <w:p>
+            <w:pPr>
+              <w:rPr>
+                <w:b/>
+                <w:bCs/>
+              </w:rPr>
+            </w:pPr>
+            <w:r>
+              <w:rPr>
+                <w:b/>
+                <w:bCs/>
+              </w:rPr>
+              <w:t>신규</w:t>
+            </w:r>
+          </w:p>
+        </w:tc>
+        <w:tc>
+          <w:tcPr>
+            <w:tcW w:w="0" w:type="auto"/>
+            <w:tcMar>
+              <w:top w:w="75" w:type="dxa"/>
+              <w:left w:w="150" w:type="dxa"/>
+              <w:bottom w:w="75" w:type="dxa"/>
+              <w:right w:w="150" w:type="dxa"/>
+            </w:tcMar>
+            <w:vAlign w:val="center"/>
+            <w:hideMark/>
+          </w:tcPr>
+          <w:p>
+            <w:pPr>
+              <w:rPr>
+                <w:b/>
+                <w:bCs/>
+              </w:rPr>
+            </w:pPr>
+            <w:r>
+              <w:rPr>
+                <w:b/>
+                <w:bCs/>
+              </w:rPr>
+              <w:t>환경변수 예시·문서화 (</w:t>
+            </w:r>
+            <w:proofErr w:type="gramStart"/>
+            <w:r>
+              <w:rPr>
+                <w:b/>
+                <w:bCs/>
+              </w:rPr>
+              <w:t>실제 .env</w:t>
+            </w:r>
+            <w:proofErr w:type="gramEnd"/>
+            <w:r>
+              <w:rPr>
+                <w:b/>
+                <w:bCs/>
+              </w:rPr>
+              <w:t xml:space="preserve">는 </w:t>
+            </w:r>
+            <w:proofErr w:type="spellStart"/>
+            <w:r>
+              <w:rPr>
+                <w:b/>
+                <w:bCs/>
+              </w:rPr>
+              <w:t>gitignore</w:t>
+            </w:r>
+            <w:proofErr w:type="spellEnd"/>
+            <w:r>
+              <w:rPr>
+                <w:b/>
+                <w:bCs/>
+              </w:rPr>
+              <w:t>)</w:t>
+            </w:r>
+          </w:p>
+        </w:tc>
+      </w:tr>
+      <w:tr>
+        <w:tc>
+          <w:tcPr>
+            <w:tcW w:w="0" w:type="auto"/>
+            <w:tcMar>
+              <w:top w:w="75" w:type="dxa"/>
+              <w:left w:w="150" w:type="dxa"/>
+              <w:bottom w:w="75" w:type="dxa"/>
+              <w:right w:w="150" w:type="dxa"/>
+            </w:tcMar>
+            <w:vAlign w:val="center"/>
+            <w:hideMark/>
+          </w:tcPr>
+          <w:p>
+            <w:pPr>
+              <w:rPr>
+                <w:b/>
+                <w:bCs/>
+              </w:rPr>
+            </w:pPr>
+            <w:r>
+              <w:rPr>
+                <w:b/>
+                <w:bCs/>
+              </w:rPr>
+              <w:t>frontend/index.html</w:t>
+            </w:r>
+          </w:p>
+        </w:tc>
+        <w:tc>
+          <w:tcPr>
+            <w:tcW w:w="0" w:type="auto"/>
+            <w:tcMar>
+              <w:top w:w="75" w:type="dxa"/>
+              <w:left w:w="150" w:type="dxa"/>
+              <w:bottom w:w="75" w:type="dxa"/>
+              <w:right w:w="150" w:type="dxa"/>
+            </w:tcMar>
+            <w:vAlign w:val="center"/>
+            <w:hideMark/>
+          </w:tcPr>
+          <w:p>
+            <w:pPr>
+              <w:rPr>
+                <w:b/>
+                <w:bCs/>
+              </w:rPr>
+            </w:pPr>
+            <w:r>
+              <w:rPr>
+                <w:b/>
+                <w:bCs/>
+              </w:rPr>
+              <w:t>수정</w:t>
+            </w:r>
+          </w:p>
+        </w:tc>
+        <w:tc>
+          <w:tcPr>
+            <w:tcW w:w="0" w:type="auto"/>
+            <w:tcMar>
+              <w:top w:w="75" w:type="dxa"/>
+              <w:left w:w="150" w:type="dxa"/>
+              <w:bottom w:w="75" w:type="dxa"/>
+              <w:right w:w="150" w:type="dxa"/>
+            </w:tcMar>
+            <w:vAlign w:val="center"/>
+            <w:hideMark/>
+          </w:tcPr>
+          <w:p>
+            <w:pPr>
+              <w:rPr>
+                <w:b/>
+                <w:bCs/>
+              </w:rPr>
+            </w:pPr>
+            <w:r>
+              <w:rPr>
+                <w:b/>
+                <w:bCs/>
+              </w:rPr>
+              <w:t>lang="</w:t>
+            </w:r>
+            <w:proofErr w:type="spellStart"/>
+            <w:r>
+              <w:rPr>
+                <w:b/>
+                <w:bCs/>
+              </w:rPr>
+              <w:t>en</w:t>
+            </w:r>
+            <w:proofErr w:type="spellEnd"/>
+            <w:r>
+              <w:rPr>
+                <w:b/>
+                <w:bCs/>
+              </w:rPr>
+              <w:t>"→"ko", &lt;title&gt;</w:t>
+            </w:r>
+            <w:proofErr w:type="spellStart"/>
+            <w:r>
+              <w:rPr>
+                <w:b/>
+                <w:bCs/>
+              </w:rPr>
+              <w:t>frontend→SafeLife-Atlas</w:t>
+            </w:r>
+            <w:proofErr w:type="spellEnd"/>
+          </w:p>
+        </w:tc>
+      </w:tr>
+      <w:tr>
+        <w:tc>
+          <w:tcPr>
+            <w:tcW w:w="0" w:type="auto"/>
+            <w:tcMar>
+              <w:top w:w="75" w:type="dxa"/>
+              <w:left w:w="150" w:type="dxa"/>
+              <w:bottom w:w="75" w:type="dxa"/>
+              <w:right w:w="150" w:type="dxa"/>
+            </w:tcMar>
+            <w:vAlign w:val="center"/>
+            <w:hideMark/>
+          </w:tcPr>
+          <w:p>
+            <w:pPr>
+              <w:rPr>
+                <w:b/>
+                <w:bCs/>
+              </w:rPr>
+            </w:pPr>
+            <w:r>
+              <w:rPr>
+                <w:b/>
+                <w:bCs/>
+              </w:rPr>
+              <w:t>backend/app/main.py</w:t>
+            </w:r>
+          </w:p>
+        </w:tc>
+        <w:tc>
+          <w:tcPr>
+            <w:tcW w:w="0" w:type="auto"/>
+            <w:tcMar>
+              <w:top w:w="75" w:type="dxa"/>
+              <w:left w:w="150" w:type="dxa"/>
+              <w:bottom w:w="75" w:type="dxa"/>
+              <w:right w:w="150" w:type="dxa"/>
+            </w:tcMar>
+            <w:vAlign w:val="center"/>
+            <w:hideMark/>
+          </w:tcPr>
+          <w:p>
+            <w:pPr>
+              <w:rPr>
+                <w:b/>
+                <w:bCs/>
+              </w:rPr>
+            </w:pPr>
+            <w:r>
+              <w:rPr>
+                <w:b/>
+                <w:bCs/>
+              </w:rPr>
+              <w:t>수정</w:t>
+            </w:r>
+          </w:p>
+        </w:tc>
+        <w:tc>
+          <w:tcPr>
+            <w:tcW w:w="0" w:type="auto"/>
+            <w:tcMar>
+              <w:top w:w="75" w:type="dxa"/>
+              <w:left w:w="150" w:type="dxa"/>
+              <w:bottom w:w="75" w:type="dxa"/>
+              <w:right w:w="150" w:type="dxa"/>
+            </w:tcMar>
+            <w:vAlign w:val="center"/>
+            <w:hideMark/>
+          </w:tcPr>
+          <w:p>
+            <w:pPr>
+              <w:rPr>
+                <w:b/>
+                <w:bCs/>
+              </w:rPr>
+            </w:pPr>
+            <w:r>
+              <w:rPr>
+                <w:b/>
+                <w:bCs/>
+              </w:rPr>
+              <w:t>CORS 무효조합 해소 </w:t>
+            </w:r>
+            <w:proofErr w:type="spellStart"/>
+            <w:r>
+              <w:rPr>
+                <w:b/>
+                <w:bCs/>
+              </w:rPr>
+              <w:t>allow_credentials</w:t>
+            </w:r>
+            <w:proofErr w:type="spellEnd"/>
+            <w:r>
+              <w:rPr>
+                <w:b/>
+                <w:bCs/>
+              </w:rPr>
+              <w:t>=</w:t>
+            </w:r>
+            <w:proofErr w:type="spellStart"/>
+            <w:r>
+              <w:rPr>
+                <w:b/>
+                <w:bCs/>
+              </w:rPr>
+              <w:t>True→False</w:t>
+            </w:r>
+            <w:proofErr w:type="spellEnd"/>
+            <w:r>
+              <w:rPr>
+                <w:b/>
+                <w:bCs/>
+              </w:rPr>
+              <w:t> (</w:t>
+            </w:r>
+            <w:r>
+              <w:rPr>
+                <w:b/>
+                <w:bCs/>
+              </w:rPr>
+              <w:lastRenderedPageBreak/>
+              <w:t>공개 읽기전용)</w:t>
+            </w:r>
+          </w:p>
+        </w:tc>
+      </w:tr>
+      <w:tr>
+        <w:tc>
+          <w:tcPr>
+            <w:tcW w:w="0" w:type="auto"/>
+            <w:tcMar>
+              <w:top w:w="75" w:type="dxa"/>
+              <w:left w:w="150" w:type="dxa"/>
+              <w:bottom w:w="75" w:type="dxa"/>
+              <w:right w:w="150" w:type="dxa"/>
+            </w:tcMar>
+            <w:vAlign w:val="center"/>
+            <w:hideMark/>
+          </w:tcPr>
+          <w:p>
+            <w:pPr>
+              <w:rPr>
+                <w:b/>
+                <w:bCs/>
+              </w:rPr>
+            </w:pPr>
+            <w:r>
+              <w:rPr>
+                <w:b/>
+                <w:bCs/>
+              </w:rPr>
+              <w:lastRenderedPageBreak/>
+              <w:t>frontend/</w:t>
+            </w:r>
+            <w:proofErr w:type="spellStart"/>
+            <w:r>
+              <w:rPr>
+                <w:b/>
+                <w:bCs/>
+              </w:rPr>
+              <w:t>src</w:t>
+            </w:r>
+            <w:proofErr w:type="spellEnd"/>
+            <w:r>
+              <w:rPr>
+                <w:b/>
+                <w:bCs/>
+              </w:rPr>
+              <w:t>/index.css</w:t>
+            </w:r>
+          </w:p>
+        </w:tc>
+        <w:tc>
+          <w:tcPr>
+            <w:tcW w:w="0" w:type="auto"/>
+            <w:tcMar>
+              <w:top w:w="75" w:type="dxa"/>
+              <w:left w:w="150" w:type="dxa"/>
+              <w:bottom w:w="75" w:type="dxa"/>
+              <w:right w:w="150" w:type="dxa"/>
+            </w:tcMar>
+            <w:vAlign w:val="center"/>
+            <w:hideMark/>
+          </w:tcPr>
+          <w:p>
+            <w:pPr>
+              <w:rPr>
+                <w:b/>
+                <w:bCs/>
+              </w:rPr>
+            </w:pPr>
+            <w:r>
+              <w:rPr>
+                <w:b/>
+                <w:bCs/>
+              </w:rPr>
+              <w:t>수정</w:t>
+            </w:r>
+          </w:p>
+        </w:tc>
+        <w:tc>
+          <w:tcPr>
+            <w:tcW w:w="0" w:type="auto"/>
+            <w:tcMar>
+              <w:top w:w="75" w:type="dxa"/>
+              <w:left w:w="150" w:type="dxa"/>
+              <w:bottom w:w="75" w:type="dxa"/>
+              <w:right w:w="150" w:type="dxa"/>
+            </w:tcMar>
+            <w:vAlign w:val="center"/>
+            <w:hideMark/>
+          </w:tcPr>
+          <w:p>
+            <w:pPr>
+              <w:rPr>
+                <w:b/>
+                <w:bCs/>
+              </w:rPr>
+            </w:pPr>
+            <w:r>
+              <w:rPr>
+                <w:b/>
+                <w:bCs/>
+              </w:rPr>
+              <w:t>Vite 템플릿 잔재 제거 → 최소 리셋만</w:t>
+            </w:r>
+          </w:p>
+        </w:tc>
+      </w:tr>
+      <w:tr>
+        <w:tc>
+          <w:tcPr>
+            <w:tcW w:w="0" w:type="auto"/>
+            <w:tcMar>
+              <w:top w:w="75" w:type="dxa"/>
+              <w:left w:w="150" w:type="dxa"/>
+              <w:bottom w:w="75" w:type="dxa"/>
+              <w:right w:w="150" w:type="dxa"/>
+            </w:tcMar>
+            <w:vAlign w:val="center"/>
+            <w:hideMark/>
+          </w:tcPr>
+          <w:p>
+            <w:pPr>
+              <w:rPr>
+                <w:b/>
+                <w:bCs/>
+              </w:rPr>
+            </w:pPr>
+            <w:r>
+              <w:rPr>
+                <w:b/>
+                <w:bCs/>
+              </w:rPr>
+              <w:t>frontend/</w:t>
+            </w:r>
+            <w:proofErr w:type="spellStart"/>
+            <w:r>
+              <w:rPr>
+                <w:b/>
+                <w:bCs/>
+              </w:rPr>
+              <w:t>src</w:t>
+            </w:r>
+            <w:proofErr w:type="spellEnd"/>
+            <w:r>
+              <w:rPr>
+                <w:b/>
+                <w:bCs/>
+              </w:rPr>
+              <w:t>/components/</w:t>
+            </w:r>
+            <w:proofErr w:type="spellStart"/>
+            <w:r>
+              <w:rPr>
+                <w:b/>
+                <w:bCs/>
+              </w:rPr>
+              <w:t>GraphCanvas.tsx</w:t>
+            </w:r>
+            <w:proofErr w:type="spellEnd"/>
+          </w:p>
+        </w:tc>
+        <w:tc>
+          <w:tcPr>
+            <w:tcW w:w="0" w:type="auto"/>
+            <w:tcMar>
+              <w:top w:w="75" w:type="dxa"/>
+              <w:left w:w="150" w:type="dxa"/>
+              <w:bottom w:w="75" w:type="dxa"/>
+              <w:right w:w="150" w:type="dxa"/>
+            </w:tcMar>
+            <w:vAlign w:val="center"/>
+            <w:hideMark/>
+          </w:tcPr>
+          <w:p>
+            <w:pPr>
+              <w:rPr>
+                <w:b/>
+                <w:bCs/>
+              </w:rPr>
+            </w:pPr>
+            <w:r>
+              <w:rPr>
+                <w:b/>
+                <w:bCs/>
+              </w:rPr>
+              <w:t>수정</w:t>
+            </w:r>
+          </w:p>
+        </w:tc>
+        <w:tc>
+          <w:tcPr>
+            <w:tcW w:w="0" w:type="auto"/>
+            <w:tcMar>
+              <w:top w:w="75" w:type="dxa"/>
+              <w:left w:w="150" w:type="dxa"/>
+              <w:bottom w:w="75" w:type="dxa"/>
+              <w:right w:w="150" w:type="dxa"/>
+            </w:tcMar>
+            <w:vAlign w:val="center"/>
+            <w:hideMark/>
+          </w:tcPr>
+          <w:p>
+            <w:pPr>
+              <w:rPr>
+                <w:b/>
+                <w:bCs/>
+              </w:rPr>
+            </w:pPr>
+            <w:r>
+              <w:rPr>
+                <w:b/>
+                <w:bCs/>
+              </w:rPr>
+              <w:t xml:space="preserve">잘못된 "자동 레이아웃" 주석 정정 (그리드 유지 · </w:t>
+            </w:r>
+            <w:proofErr w:type="spellStart"/>
+            <w:r>
+              <w:rPr>
+                <w:b/>
+                <w:bCs/>
+              </w:rPr>
+              <w:t>dagre</w:t>
+            </w:r>
+            <w:proofErr w:type="spellEnd"/>
+            <w:r>
+              <w:rPr>
+                <w:b/>
+                <w:bCs/>
+              </w:rPr>
+              <w:t xml:space="preserve"> 보류)</w:t>
+            </w:r>
+          </w:p>
+        </w:tc>
+      </w:tr>
+      <w:tr>
+        <w:tc>
+          <w:tcPr>
+            <w:tcW w:w="0" w:type="auto"/>
+            <w:tcMar>
+              <w:top w:w="75" w:type="dxa"/>
+              <w:left w:w="150" w:type="dxa"/>
+              <w:bottom w:w="75" w:type="dxa"/>
+              <w:right w:w="150" w:type="dxa"/>
+            </w:tcMar>
+            <w:vAlign w:val="center"/>
+            <w:hideMark/>
+          </w:tcPr>
+          <w:p>
+            <w:pPr>
+              <w:rPr>
+                <w:b/>
+                <w:bCs/>
+              </w:rPr>
+            </w:pPr>
+            <w:r>
+              <w:rPr>
+                <w:b/>
+                <w:bCs/>
+              </w:rPr>
+              <w:t>frontend/</w:t>
+            </w:r>
+            <w:proofErr w:type="spellStart"/>
+            <w:r>
+              <w:rPr>
+                <w:b/>
+                <w:bCs/>
+              </w:rPr>
+              <w:t>src</w:t>
+            </w:r>
+            <w:proofErr w:type="spellEnd"/>
+            <w:r>
+              <w:rPr>
+                <w:b/>
+                <w:bCs/>
+              </w:rPr>
+              <w:t>/components/</w:t>
+            </w:r>
+            <w:proofErr w:type="spellStart"/>
+            <w:r>
+              <w:rPr>
+                <w:b/>
+                <w:bCs/>
+              </w:rPr>
+              <w:t>CustomProblemNode.tsx</w:t>
+            </w:r>
+            <w:proofErr w:type="spellEnd"/>
+          </w:p>
+        </w:tc>
+        <w:tc>
+          <w:tcPr>
+            <w:tcW w:w="0" w:type="auto"/>
+            <w:tcMar>
+              <w:top w:w="75" w:type="dxa"/>
+              <w:left w:w="150" w:type="dxa"/>
+              <w:bottom w:w="75" w:type="dxa"/>
+              <w:right w:w="150" w:type="dxa"/>
+            </w:tcMar>
+            <w:vAlign w:val="center"/>
+            <w:hideMark/>
+          </w:tcPr>
+          <w:p>
+            <w:pPr>
+              <w:rPr>
+                <w:b/>
+                <w:bCs/>
+              </w:rPr>
+            </w:pPr>
+            <w:r>
+              <w:rPr>
+                <w:b/>
+                <w:bCs/>
+              </w:rPr>
+              <w:t>수정</w:t>
+            </w:r>
+          </w:p>
+        </w:tc>
+        <w:tc>
+          <w:tcPr>
+            <w:tcW w:w="0" w:type="auto"/>
+            <w:tcMar>
+              <w:top w:w="75" w:type="dxa"/>
+              <w:left w:w="150" w:type="dxa"/>
+              <w:bottom w:w="75" w:type="dxa"/>
+              <w:right w:w="150" w:type="dxa"/>
+            </w:tcMar>
+            <w:vAlign w:val="center"/>
+            <w:hideMark/>
+          </w:tcPr>
+          <w:p>
+            <w:pPr>
+              <w:rPr>
+                <w:b/>
+                <w:bCs/>
+              </w:rPr>
+            </w:pPr>
+            <w:r>
+              <w:rPr>
+                <w:b/>
+                <w:bCs/>
+              </w:rPr>
+              <w:t xml:space="preserve">원인/영향 </w:t>
+            </w:r>
+            <w:proofErr w:type="spellStart"/>
+            <w:r>
+              <w:rPr>
+                <w:b/>
+                <w:bCs/>
+              </w:rPr>
+              <w:t>lucide</w:t>
+            </w:r>
+            <w:proofErr w:type="spellEnd"/>
+            <w:r>
+              <w:rPr>
+                <w:b/>
+                <w:bCs/>
+              </w:rPr>
+              <w:t xml:space="preserve"> 아이콘(Zap/Target) 병행 — 접근성 (b)</w:t>
+            </w:r>
+          </w:p>
+        </w:tc>
+      </w:tr>
+      <w:tr>
+        <w:tc>
+          <w:tcPr>
+            <w:tcW w:w="0" w:type="auto"/>
+            <w:tcMar>
+              <w:top w:w="75" w:type="dxa"/>
+              <w:left w:w="150" w:type="dxa"/>
+              <w:bottom w:w="75" w:type="dxa"/>
+              <w:right w:w="150" w:type="dxa"/>
+            </w:tcMar>
+            <w:vAlign w:val="center"/>
+            <w:hideMark/>
+          </w:tcPr>
+          <w:p>
+            <w:pPr>
+              <w:rPr>
+                <w:b/>
+                <w:bCs/>
+              </w:rPr>
+            </w:pPr>
+            <w:r>
+              <w:rPr>
+                <w:b/>
+                <w:bCs/>
+              </w:rPr>
+              <w:t>frontend/</w:t>
+            </w:r>
+            <w:proofErr w:type="spellStart"/>
+            <w:r>
+              <w:rPr>
+                <w:b/>
+                <w:bCs/>
+              </w:rPr>
+              <w:t>src</w:t>
+            </w:r>
+            <w:proofErr w:type="spellEnd"/>
+            <w:r>
+              <w:rPr>
+                <w:b/>
+                <w:bCs/>
+              </w:rPr>
+              <w:t>/</w:t>
+            </w:r>
+            <w:proofErr w:type="spellStart"/>
+            <w:r>
+              <w:rPr>
+                <w:b/>
+                <w:bCs/>
+              </w:rPr>
+              <w:t>App.tsx</w:t>
+            </w:r>
+            <w:proofErr w:type="spellEnd"/>
+          </w:p>
+        </w:tc>
+        <w:tc>
+          <w:tcPr>
+            <w:tcW w:w="0" w:type="auto"/>
+            <w:tcMar>
+              <w:top w:w="75" w:type="dxa"/>
+              <w:left w:w="150" w:type="dxa"/>
+              <w:bottom w:w="75" w:type="dxa"/>
+              <w:right w:w="150" w:type="dxa"/>
+            </w:tcMar>
+            <w:vAlign w:val="center"/>
+            <w:hideMark/>
+          </w:tcPr>
+          <w:p>
+            <w:pPr>
+              <w:rPr>
+                <w:b/>
+                <w:bCs/>
+              </w:rPr>
+            </w:pPr>
+            <w:r>
+              <w:rPr>
+                <w:b/>
+                <w:bCs/>
+              </w:rPr>
+              <w:t>수정</w:t>
+            </w:r>
+          </w:p>
+        </w:tc>
+        <w:tc>
+          <w:tcPr>
+            <w:tcW w:w="0" w:type="auto"/>
+            <w:tcMar>
+              <w:top w:w="75" w:type="dxa"/>
+              <w:left w:w="150" w:type="dxa"/>
+              <w:bottom w:w="75" w:type="dxa"/>
+              <w:right w:w="150" w:type="dxa"/>
+            </w:tcMar>
+            <w:vAlign w:val="center"/>
+            <w:hideMark/>
+          </w:tcPr>
+          <w:p>
+            <w:pPr>
+              <w:rPr>
+                <w:b/>
+                <w:bCs/>
+              </w:rPr>
+            </w:pPr>
+            <w:proofErr w:type="spellStart"/>
+            <w:r>
+              <w:rPr>
+                <w:b/>
+                <w:bCs/>
+              </w:rPr>
+              <w:t>드로어</w:t>
+            </w:r>
+            <w:proofErr w:type="spellEnd"/>
+            <w:r>
+              <w:rPr>
+                <w:b/>
+                <w:bCs/>
+              </w:rPr>
+              <w:t xml:space="preserve"> 배지에 동일 아이콘 병행 + </w:t>
+            </w:r>
+            <w:proofErr w:type="spellStart"/>
+            <w:r>
+              <w:rPr>
+                <w:b/>
+                <w:bCs/>
+              </w:rPr>
+              <w:t>lucide</w:t>
+            </w:r>
+            <w:proofErr w:type="spellEnd"/>
+            <w:r>
+              <w:rPr>
+                <w:b/>
+                <w:bCs/>
+              </w:rPr>
+              <w:t xml:space="preserve"> import</w:t>
+            </w:r>
+          </w:p>
+        </w:tc>
+      </w:tr>
+    </w:tbl>
+    <w:p>
+      <w:pPr>
+        <w:rPr>
+          <w:b/>
+          <w:bCs/>
+        </w:rPr>
+      </w:pPr>
+      <w:r>
+        <w:rPr>
+          <w:b/>
+          <w:bCs/>
+        </w:rPr>
+        <w:t>검증: </w:t>
+      </w:r>
+      <w:proofErr w:type="spellStart"/>
+      <w:r>
+        <w:rPr>
+          <w:b/>
+          <w:bCs/>
+        </w:rPr>
+        <w:t>tsc</w:t>
+      </w:r>
+      <w:proofErr w:type="spellEnd"/>
+      <w:r>
+        <w:rPr>
+          <w:b/>
+          <w:bCs/>
+        </w:rPr>
+        <w:t xml:space="preserve"> -b exit 0 · main.py </w:t>
+      </w:r>
+      <w:proofErr w:type="spellStart"/>
+      <w:r>
+        <w:rPr>
+          <w:b/>
+          <w:bCs/>
+        </w:rPr>
+        <w:t>py_compile</w:t>
+      </w:r>
+      <w:proofErr w:type="spellEnd"/>
+      <w:r>
+        <w:rPr>
+          <w:b/>
+          <w:bCs/>
+        </w:rPr>
+        <w:t xml:space="preserve"> OK · </w:t>
+      </w:r>
+      <w:proofErr w:type="spellStart"/>
+      <w:r>
+        <w:rPr>
+          <w:b/>
+          <w:bCs/>
+        </w:rPr>
+        <w:t>vite</w:t>
+      </w:r>
+      <w:proofErr w:type="spellEnd"/>
+      <w:r>
+        <w:rPr>
+          <w:b/>
+          <w:bCs/>
+        </w:rPr>
+        <w:t xml:space="preserve"> build는 플랫폼 차이로 </w:t>
+      </w:r>
+      <w:proofErr w:type="spellStart"/>
+      <w:r>
+        <w:rPr>
+          <w:b/>
+          <w:bCs/>
+        </w:rPr>
+        <w:t>미검증</w:t>
+      </w:r>
+      <w:proofErr w:type="spellEnd"/>
+      <w:r>
+        <w:rPr>
+          <w:b/>
+          <w:bCs/>
+        </w:rPr>
+        <w:t>(로컬 </w:t>
+      </w:r>
+      <w:proofErr w:type="spellStart"/>
+      <w:r>
+        <w:rPr>
+          <w:b/>
+          <w:bCs/>
+        </w:rPr>
+        <w:t>npm</w:t>
+      </w:r>
+      <w:proofErr w:type="spellEnd"/>
+      <w:r>
+        <w:rPr>
+          <w:b/>
+          <w:bCs/>
+        </w:rPr>
+        <w:t xml:space="preserve"> run dev로 확인).</w:t>
+      </w:r>
+    </w:p>
+    <w:p>
+      <w:pPr>
+        <w:rPr>
+          <w:b/>
+          <w:bCs/>
+        </w:rPr>
+      </w:pPr>
+      <w:proofErr w:type="spellStart"/>
+      <w:r>
+        <w:rPr>
+          <w:b/>
+          <w:bCs/>
+        </w:rPr>
+        <w:t>미정리</w:t>
+      </w:r>
+      <w:proofErr w:type="spellEnd"/>
+      <w:r>
+        <w:rPr>
+          <w:b/>
+          <w:bCs/>
+        </w:rPr>
+        <w:t>(잔존, git rm 필요): frontend/</w:t>
+      </w:r>
+      <w:proofErr w:type="spellStart"/>
+      <w:r>
+        <w:rPr>
+          <w:b/>
+          <w:bCs/>
+        </w:rPr>
+        <w:t>src</w:t>
+      </w:r>
+      <w:proofErr w:type="spellEnd"/>
+      <w:r>
+        <w:rPr>
+          <w:b/>
+          <w:bCs/>
+        </w:rPr>
+        <w:t>/App.css · </w:t>
+      </w:r>
+      <w:proofErr w:type="spellStart"/>
+      <w:r>
+        <w:rPr>
+          <w:b/>
+          <w:bCs/>
+        </w:rPr>
+        <w:t>src</w:t>
+      </w:r>
+      <w:proofErr w:type="spellEnd"/>
+      <w:r>
+        <w:rPr>
+          <w:b/>
+          <w:bCs/>
+        </w:rPr>
+        <w:t xml:space="preserve">/assets/{hero.png, </w:t>
+      </w:r>
+      <w:proofErr w:type="spellStart"/>
+      <w:r>
+        <w:rPr>
+          <w:b/>
+          <w:bCs/>
+        </w:rPr>
+        <w:t>react.svg</w:t>
+      </w:r>
+      <w:proofErr w:type="spellEnd"/>
+      <w:r>
+        <w:rPr>
+          <w:b/>
+          <w:bCs/>
+        </w:rPr>
+        <w:t xml:space="preserve">, </w:t>
+      </w:r>
+      <w:proofErr w:type="spellStart"/>
+      <w:r>
+        <w:rPr>
+          <w:b/>
+          <w:bCs/>
+        </w:rPr>
+        <w:t>vite.svg</w:t>
+      </w:r>
+      <w:proofErr w:type="spellEnd"/>
+      <w:r>
+        <w:rPr>
+          <w:b/>
+          <w:bCs/>
+        </w:rPr>
+        <w:t>} · public/</w:t>
+      </w:r>
+      <w:proofErr w:type="spellStart"/>
+      <w:r>
+        <w:rPr>
+          <w:b/>
+          <w:bCs/>
+        </w:rPr>
+        <w:t>icons.svg</w:t>
+      </w:r>
+      <w:proofErr w:type="spellEnd"/>
+      <w:r>
+        <w:rPr>
+          <w:b/>
+          <w:bCs/>
+        </w:rPr>
+        <w:t xml:space="preserve"> — 미사용 템플릿, 아직 </w:t>
+      </w:r>
+      <w:proofErr w:type="spellStart"/>
+      <w:r>
+        <w:rPr>
+          <w:b/>
+          <w:bCs/>
+        </w:rPr>
+        <w:t>레포에</w:t>
+      </w:r>
+      <w:proofErr w:type="spellEnd"/>
+      <w:r>
+        <w:rPr>
+          <w:b/>
+          <w:bCs/>
+        </w:rPr>
+        <w:t xml:space="preserve"> 있음. 참고: 코드 외 6개 파일이 CRLF↔LF 줄바꿈 차이로 modified 표시(내용 변화 없음). 필요 시 git checkout으로 정리.</w:t>
+      </w:r>
+    </w:p>
+    <w:p>
+      <w:pPr>
+        <w:rPr>
+          <w:rFonts w:hint="eastAsia"/>
+          <w:b/>
+          <w:bCs/>
+        </w:rPr>
+      </w:pPr>
+    </w:p>
+    <w:p>
+      <w:pPr>
+        <w:rPr>
+          <w:b/>
+          <w:bCs/>
+        </w:rPr>
+      </w:pPr>
       <w:r>
         <w:rPr>
           <w:b/>
@@ -3597,7 +5285,15 @@
           <w:b/>
           <w:bCs/>
         </w:rPr>
-        <w:t xml:space="preserve"> 6개/22노드로 인과 연결 희소 → "구조 탐색기" 서사 대비 그래프 밀도 약함(데이터 추출 초기라 자연스러우나 </w:t>
+        <w:t xml:space="preserve"> 6개/22노드로 인과 연결 희소 → "구조 탐색기" 서사 대비 그래프 밀도 약함(데이터 추출 초기라 자연</w:t>
+      </w:r>
+      <w:r>
+        <w:rPr>
+          <w:b/>
+          <w:bCs/>
+        </w:rPr>
+        <w:lastRenderedPageBreak/>
+        <w:t xml:space="preserve">스러우나 </w:t>
       </w:r>
       <w:proofErr w:type="spellStart"/>
       <w:r>
